--- a/reports/taesang/report_taesang.docx
+++ b/reports/taesang/report_taesang.docx
@@ -24,7 +24,7 @@
         <w:pStyle w:val="BodyText"/>
       </w:pPr>
       <w:r>
-        <w:t xml:space="preserve">육안 검사에 의존하던 결함 분류를 측정 데이터 기반으로 자동화하기 위해, 공개 데이터 1,941건을 사용해 트리 계열 모델 여섯 종과 앙상블을 비교했다. 최종 앙상블 모델은 목표 성능을 달성했고, 그 과정에서 이 데이터가 가진 두 가지 구조적 함정(공간적 군집에 의한 정보 누수, 공정 조건 변수에 대한 과도한 의존)을 발견해 정량적으로 보고한다.</w:t>
+        <w:t xml:space="preserve">육안 검사에 의존하던 결함 분류를 측정 데이터 기반으로 자동화하기 위해, 공개 데이터 1,941건을 사용해 트리 계열 모델 여섯 종과 앙상블을 비교했다. 본 보고서의 앙상블은 목표 성능을 달성했으나, 팀원이 만든 모델이 더 높은 점수를 내어 최종 모델로는 그쪽이 채택되었다. 두 모델을 합치는 실험까지 수행해 그 판단의 근거를 남기고, 성능을 누르고 있는 요인이 모델이 아니라 데이터 쪽에 있음을 실험으로 분리해 보고한다.</w:t>
       </w:r>
     </w:p>
     <w:p>
@@ -642,19 +642,19 @@
               <w:jc w:val="left"/>
             </w:pPr>
             <w:r>
-              <w:t xml:space="preserve">베이스라인 → 최종 모델 (macro F1)</w:t>
-            </w:r>
-          </w:p>
-        </w:tc>
-        <w:tc>
-          <w:tcPr/>
-          <w:p>
-            <w:pPr>
-              <w:pStyle w:val="Compact"/>
-              <w:jc w:val="left"/>
-            </w:pPr>
-            <w:r>
-              <w:t xml:space="preserve">0.802 → 0.833</w:t>
+              <w:t xml:space="preserve">베이스라인 → 본 보고서 모델 (macro F1)</w:t>
+            </w:r>
+          </w:p>
+        </w:tc>
+        <w:tc>
+          <w:tcPr/>
+          <w:p>
+            <w:pPr>
+              <w:pStyle w:val="Compact"/>
+              <w:jc w:val="left"/>
+            </w:pPr>
+            <w:r>
+              <w:t xml:space="preserve">0.800 → 0.833</w:t>
             </w:r>
           </w:p>
         </w:tc>
@@ -700,19 +700,19 @@
               <w:jc w:val="left"/>
             </w:pPr>
             <w:r>
-              <w:t xml:space="preserve">과적합 검증</w:t>
-            </w:r>
-          </w:p>
-        </w:tc>
-        <w:tc>
-          <w:tcPr/>
-          <w:p>
-            <w:pPr>
-              <w:pStyle w:val="Compact"/>
-              <w:jc w:val="left"/>
-            </w:pPr>
-            <w:r>
-              <w:t xml:space="preserve">학습곡선·복잡도 비교·라벨 섞기 모두 통과</w:t>
+              <w:t xml:space="preserve">팀 최종 모델</w:t>
+            </w:r>
+          </w:p>
+        </w:tc>
+        <w:tc>
+          <w:tcPr/>
+          <w:p>
+            <w:pPr>
+              <w:pStyle w:val="Compact"/>
+              <w:jc w:val="left"/>
+            </w:pPr>
+            <w:r>
+              <w:t xml:space="preserve">팀원 모델 채택 (0.843) — 선정 근거는 8.6절</w:t>
             </w:r>
           </w:p>
         </w:tc>
@@ -729,31 +729,19 @@
               <w:jc w:val="left"/>
             </w:pPr>
             <w:r>
-              <w:t xml:space="preserve">성능 한계의 원인 규명</w:t>
-            </w:r>
-          </w:p>
-        </w:tc>
-        <w:tc>
-          <w:tcPr/>
-          <w:p>
-            <w:pPr>
-              <w:pStyle w:val="Compact"/>
-              <w:jc w:val="left"/>
-            </w:pPr>
-            <w:r>
-              <w:t xml:space="preserve">“</w:t>
-            </w:r>
-            <w:r>
-              <w:t xml:space="preserve">기타 결함</w:t>
-            </w:r>
-            <w:r>
-              <w:t xml:space="preserve">”</w:t>
-            </w:r>
-            <w:r>
-              <w:t xml:space="preserve"> </w:t>
-            </w:r>
-            <w:r>
-              <w:t xml:space="preserve">범주를 빼면 0.917까지 상승</w:t>
+              <w:t xml:space="preserve">과적합 검증</w:t>
+            </w:r>
+          </w:p>
+        </w:tc>
+        <w:tc>
+          <w:tcPr/>
+          <w:p>
+            <w:pPr>
+              <w:pStyle w:val="Compact"/>
+              <w:jc w:val="left"/>
+            </w:pPr>
+            <w:r>
+              <w:t xml:space="preserve">학습곡선·복잡도 비교·라벨 섞기 모두 통과</w:t>
             </w:r>
           </w:p>
         </w:tc>
@@ -770,6 +758,47 @@
               <w:jc w:val="left"/>
             </w:pPr>
             <w:r>
+              <w:t xml:space="preserve">성능 한계의 원인 규명</w:t>
+            </w:r>
+          </w:p>
+        </w:tc>
+        <w:tc>
+          <w:tcPr/>
+          <w:p>
+            <w:pPr>
+              <w:pStyle w:val="Compact"/>
+              <w:jc w:val="left"/>
+            </w:pPr>
+            <w:r>
+              <w:t xml:space="preserve">“</w:t>
+            </w:r>
+            <w:r>
+              <w:t xml:space="preserve">기타 결함</w:t>
+            </w:r>
+            <w:r>
+              <w:t xml:space="preserve">”</w:t>
+            </w:r>
+            <w:r>
+              <w:t xml:space="preserve"> </w:t>
+            </w:r>
+            <w:r>
+              <w:t xml:space="preserve">범주를 빼면 0.917까지 상승</w:t>
+            </w:r>
+          </w:p>
+        </w:tc>
+      </w:tr>
+      <w:tr>
+        <w:trPr>
+          <w:cantSplit/>
+        </w:trPr>
+        <w:tc>
+          <w:tcPr/>
+          <w:p>
+            <w:pPr>
+              <w:pStyle w:val="Compact"/>
+              <w:jc w:val="left"/>
+            </w:pPr>
+            <w:r>
               <w:t xml:space="preserve">기각한 실험</w:t>
             </w:r>
           </w:p>
@@ -782,7 +811,7 @@
               <w:jc w:val="left"/>
             </w:pPr>
             <w:r>
-              <w:t xml:space="preserve">확률 보정, 2단계 전담 모델, 판정 임계값 조정</w:t>
+              <w:t xml:space="preserve">확률 보정, 2단계 전담 모델, 임계값 조정, 모델 결합</w:t>
             </w:r>
           </w:p>
         </w:tc>
@@ -793,7 +822,7 @@
         <w:pStyle w:val="BodyText"/>
       </w:pPr>
       <w:r>
-        <w:t xml:space="preserve">주 지표는 무작위 분할 기준 macro F1이다(선정 근거는 6.3절). 성능 수치만큼 중요한 결과는,</w:t>
+        <w:t xml:space="preserve">주 지표는 팀 공용 규약에 따라 Train 데이터에 대한 5겹 교차검증 macro F1을 쓴다. 성능 수치만큼 중요한 결과는,</w:t>
       </w:r>
       <w:r>
         <w:t xml:space="preserve"> </w:t>
@@ -961,7 +990,7 @@
         <w:rPr>
           <w:rStyle w:val="VerbatimChar"/>
         </w:rPr>
-        <w:t xml:space="preserve">│   ├── validation_taesang.py          # 코일 단위 분할</w:t>
+        <w:t xml:space="preserve">│   ├── run_ensemble_taesang.py        # 최종 앙상블 재현 및 결과 기록</w:t>
       </w:r>
       <w:r>
         <w:br/>
@@ -970,7 +999,7 @@
         <w:rPr>
           <w:rStyle w:val="VerbatimChar"/>
         </w:rPr>
-        <w:t xml:space="preserve">│   ├── run_ensemble_taesang.py        # 최종 앙상블 재현 및 결과 기록</w:t>
+        <w:t xml:space="preserve">│   └── experiments_taesang.py         # 보고서용 추가 실험</w:t>
       </w:r>
       <w:r>
         <w:br/>
@@ -979,7 +1008,7 @@
         <w:rPr>
           <w:rStyle w:val="VerbatimChar"/>
         </w:rPr>
-        <w:t xml:space="preserve">│   └── experiments_taesang.py         # 보고서용 추가 실험</w:t>
+        <w:t xml:space="preserve">│</w:t>
       </w:r>
       <w:r>
         <w:br/>
@@ -988,6 +1017,15 @@
         <w:rPr>
           <w:rStyle w:val="VerbatimChar"/>
         </w:rPr>
+        <w:t xml:space="preserve">├── results/model_scores.csv           # (공용) 실험 결과 누적</w:t>
+      </w:r>
+      <w:r>
+        <w:br/>
+      </w:r>
+      <w:r>
+        <w:rPr>
+          <w:rStyle w:val="VerbatimChar"/>
+        </w:rPr>
         <w:t xml:space="preserve">│</w:t>
       </w:r>
       <w:r>
@@ -997,7 +1035,7 @@
         <w:rPr>
           <w:rStyle w:val="VerbatimChar"/>
         </w:rPr>
-        <w:t xml:space="preserve">├── results/model_scores.csv           # (공용) 실험 결과 누적</w:t>
+        <w:t xml:space="preserve">└── reports/taesang/</w:t>
       </w:r>
       <w:r>
         <w:br/>
@@ -1006,7 +1044,7 @@
         <w:rPr>
           <w:rStyle w:val="VerbatimChar"/>
         </w:rPr>
-        <w:t xml:space="preserve">│</w:t>
+        <w:t xml:space="preserve">    ├── README.md                      # 본 보고서</w:t>
       </w:r>
       <w:r>
         <w:br/>
@@ -1015,7 +1053,7 @@
         <w:rPr>
           <w:rStyle w:val="VerbatimChar"/>
         </w:rPr>
-        <w:t xml:space="preserve">└── reports/taesang/</w:t>
+        <w:t xml:space="preserve">    ├── report_taesang.docx            # 제출용 워드</w:t>
       </w:r>
       <w:r>
         <w:br/>
@@ -1024,25 +1062,7 @@
         <w:rPr>
           <w:rStyle w:val="VerbatimChar"/>
         </w:rPr>
-        <w:t xml:space="preserve">    ├── README.md                      # 본 보고서</w:t>
-      </w:r>
-      <w:r>
-        <w:br/>
-      </w:r>
-      <w:r>
-        <w:rPr>
-          <w:rStyle w:val="VerbatimChar"/>
-        </w:rPr>
-        <w:t xml:space="preserve">    ├── report_taesang.docx            # 제출용 워드</w:t>
-      </w:r>
-      <w:r>
-        <w:br/>
-      </w:r>
-      <w:r>
-        <w:rPr>
-          <w:rStyle w:val="VerbatimChar"/>
-        </w:rPr>
-        <w:t xml:space="preserve">    └── figures/                       # 본 보고서 전용 그림 20장</w:t>
+        <w:t xml:space="preserve">    └── figures/                       # 본 보고서 전용 그림</w:t>
       </w:r>
     </w:p>
     <w:p>
@@ -1441,7 +1461,7 @@
               <w:rPr>
                 <w:rStyle w:val="VerbatimChar"/>
               </w:rPr>
-              <w:t xml:space="preserve">src/validation_taesang.py</w:t>
+              <w:t xml:space="preserve">src/run_ensemble_taesang.py</w:t>
             </w:r>
           </w:p>
         </w:tc>
@@ -1465,7 +1485,7 @@
               <w:jc w:val="left"/>
             </w:pPr>
             <w:r>
-              <w:t xml:space="preserve">코일 단위 분할 그룹 생성 함수</w:t>
+              <w:t xml:space="preserve">최종 앙상블 학습·평가·결과 기록</w:t>
             </w:r>
           </w:p>
         </w:tc>
@@ -1485,7 +1505,7 @@
               <w:rPr>
                 <w:rStyle w:val="VerbatimChar"/>
               </w:rPr>
-              <w:t xml:space="preserve">src/run_ensemble_taesang.py</w:t>
+              <w:t xml:space="preserve">src/experiments_taesang.py</w:t>
             </w:r>
           </w:p>
         </w:tc>
@@ -1509,51 +1529,7 @@
               <w:jc w:val="left"/>
             </w:pPr>
             <w:r>
-              <w:t xml:space="preserve">최종 앙상블 학습·평가·결과 기록</w:t>
-            </w:r>
-          </w:p>
-        </w:tc>
-      </w:tr>
-      <w:tr>
-        <w:trPr>
-          <w:cantSplit/>
-        </w:trPr>
-        <w:tc>
-          <w:tcPr/>
-          <w:p>
-            <w:pPr>
-              <w:pStyle w:val="Compact"/>
-              <w:jc w:val="left"/>
-            </w:pPr>
-            <w:r>
-              <w:rPr>
-                <w:rStyle w:val="VerbatimChar"/>
-              </w:rPr>
-              <w:t xml:space="preserve">src/experiments_taesang.py</w:t>
-            </w:r>
-          </w:p>
-        </w:tc>
-        <w:tc>
-          <w:tcPr/>
-          <w:p>
-            <w:pPr>
-              <w:pStyle w:val="Compact"/>
-              <w:jc w:val="left"/>
-            </w:pPr>
-            <w:r>
-              <w:t xml:space="preserve">개인</w:t>
-            </w:r>
-          </w:p>
-        </w:tc>
-        <w:tc>
-          <w:tcPr/>
-          <w:p>
-            <w:pPr>
-              <w:pStyle w:val="Compact"/>
-              <w:jc w:val="left"/>
-            </w:pPr>
-            <w:r>
-              <w:t xml:space="preserve">누수 점검·과적합 검증 등 부가 실험</w:t>
+              <w:t xml:space="preserve">과적합 검증 등 부가 실험</w:t>
             </w:r>
           </w:p>
         </w:tc>
@@ -2096,7 +2072,7 @@
         <w:pStyle w:val="FirstParagraph"/>
       </w:pPr>
       <w:r>
-        <w:t xml:space="preserve">본 보고서에 실린 과적합 검증, 누수 점검, 기각 실험은 다음 파일에서 확인할 수 있다.</w:t>
+        <w:t xml:space="preserve">본 보고서에 실린 과적합 검증과 기각 실험은 다음 파일에서 확인할 수 있다.</w:t>
       </w:r>
     </w:p>
     <w:tbl>
@@ -2193,38 +2169,6 @@
             </w:pPr>
             <w:r>
               <w:t xml:space="preserve">파생변수 19개 생성</w:t>
-            </w:r>
-          </w:p>
-        </w:tc>
-      </w:tr>
-      <w:tr>
-        <w:trPr>
-          <w:cantSplit/>
-        </w:trPr>
-        <w:tc>
-          <w:tcPr/>
-          <w:p>
-            <w:pPr>
-              <w:pStyle w:val="Compact"/>
-              <w:jc w:val="left"/>
-            </w:pPr>
-            <w:r>
-              <w:rPr>
-                <w:rStyle w:val="VerbatimChar"/>
-              </w:rPr>
-              <w:t xml:space="preserve">src/validation_taesang.py</w:t>
-            </w:r>
-          </w:p>
-        </w:tc>
-        <w:tc>
-          <w:tcPr/>
-          <w:p>
-            <w:pPr>
-              <w:pStyle w:val="Compact"/>
-              <w:jc w:val="left"/>
-            </w:pPr>
-            <w:r>
-              <w:t xml:space="preserve">코일 단위 분할 그룹 생성</w:t>
             </w:r>
           </w:p>
         </w:tc>
@@ -3421,7 +3365,7 @@
         <w:t xml:space="preserve"> </w:t>
       </w:r>
       <w:r>
-        <w:t xml:space="preserve">이 사실은 6.4절에서 직접 만든 파생변수가 왜 큰 효과를 못 냈는지를 설명해 준다. 쓸 만한 비율은 이미 상당수 들어 있었던 것이다.</w:t>
+        <w:t xml:space="preserve">이 사실은 6.3절에서 직접 만든 파생변수가 왜 큰 효과를 못 냈는지를 설명해 준다. 쓸 만한 비율은 이미 상당수 들어 있었던 것이다.</w:t>
       </w:r>
     </w:p>
     <w:p>
@@ -3512,7 +3456,7 @@
         <w:t xml:space="preserve"> </w:t>
       </w:r>
       <w:r>
-        <w:t xml:space="preserve">쪽으로 설계되어 있다. 사각형 안이 얼마나 비었는지, 정사각형에 가까운지, 테두리가 매끄러운지를 숫자 하나로 요약한다. 결함의 크기만으로는 종류를 못 가른다는 것을 데이터를 만든 쪽에서도 이미 알고 있었다는 뜻이고, 6.4절에서 모양 관련 파생변수에 집중한 판단의 근거이기도 하다.</w:t>
+        <w:t xml:space="preserve">쪽으로 설계되어 있다. 사각형 안이 얼마나 비었는지, 정사각형에 가까운지, 테두리가 매끄러운지를 숫자 하나로 요약한다. 결함의 크기만으로는 종류를 못 가른다는 것을 데이터를 만든 쪽에서도 이미 알고 있었다는 뜻이고, 6.3절에서 모양 관련 파생변수에 집중한 판단의 근거이기도 하다.</w:t>
       </w:r>
     </w:p>
     <w:p>
@@ -3643,7 +3587,7 @@
     </w:p>
     <w:bookmarkEnd w:id="57"/>
     <w:bookmarkEnd w:id="58"/>
-    <w:bookmarkStart w:id="69" w:name="데이터-분석-및-전처리"/>
+    <w:bookmarkStart w:id="65" w:name="데이터-분석-및-전처리"/>
     <w:p>
       <w:pPr>
         <w:pStyle w:val="Heading2"/>
@@ -3887,7 +3831,7 @@
         <w:t xml:space="preserve">세로 위치(Y 좌표)의 분리력이 가장 낮다</w:t>
       </w:r>
       <w:r>
-        <w:t xml:space="preserve">는 점이다. 상식적으로도 맞는다. 강판의 몇 번째 미터 지점에서 발견됐는지는 결함의 종류와 아무 관계가 없어야 한다. 그런데 모델에서 이 변수를 빼면 성능이 눈에 띄게 떨어졌다. 통계적으로는 무의미한데 모델은 유용하게 쓰고 있다는 모순이 생긴 것이고, 이 모순을 쫓아간 결과가 6.3절이다.</w:t>
+        <w:t xml:space="preserve">는 점이다. 상식적으로도 맞는다. 강판의 몇 번째 지점에서 발견됐는지는 결함의 종류와 관계가 없어야 한다. 그런데 모델에서 이 변수를 빼면 성능이 눈에 띄게 떨어진다. 통계적으로는 가장 무의미한데 모델은 유용하게 쓰고 있다는 뜻이고, 이 어긋남에 대해서는 10.2절에서 다시 다룬다.</w:t>
       </w:r>
     </w:p>
     <w:bookmarkEnd w:id="62"/>
@@ -4266,7 +4210,7 @@
               <w:jc w:val="left"/>
             </w:pPr>
             <w:r>
-              <w:t xml:space="preserve">6.4절</w:t>
+              <w:t xml:space="preserve">6.3절</w:t>
             </w:r>
           </w:p>
         </w:tc>
@@ -4440,381 +4384,13 @@
       </w:r>
     </w:p>
     <w:bookmarkEnd w:id="63"/>
-    <w:bookmarkStart w:id="67" w:name="검증-설계-이-데이터의-숨은-함정"/>
+    <w:bookmarkStart w:id="64" w:name="파생변수-생성"/>
     <w:p>
       <w:pPr>
         <w:pStyle w:val="Heading3"/>
       </w:pPr>
       <w:r>
-        <w:t xml:space="preserve">6.3 검증 설계 — 이 데이터의 숨은 함정</w:t>
-      </w:r>
-    </w:p>
-    <w:p>
-      <w:pPr>
-        <w:pStyle w:val="FirstParagraph"/>
-      </w:pPr>
-      <w:r>
-        <w:t xml:space="preserve">6.1절에서 남은 의문, 즉</w:t>
-      </w:r>
-      <w:r>
-        <w:t xml:space="preserve"> </w:t>
-      </w:r>
-      <w:r>
-        <w:t xml:space="preserve">“</w:t>
-      </w:r>
-      <w:r>
-        <w:t xml:space="preserve">결함 종류와 통계적 관련이 없는 세로 좌표를 왜 모델이 유용하게 쓰는가</w:t>
-      </w:r>
-      <w:r>
-        <w:t xml:space="preserve">”</w:t>
-      </w:r>
-      <w:r>
-        <w:t xml:space="preserve">를 추적했다.</w:t>
-      </w:r>
-    </w:p>
-    <w:p>
-      <w:pPr>
-        <w:pStyle w:val="BodyText"/>
-      </w:pPr>
-      <w:r>
-        <w:t xml:space="preserve">가설은 이랬다. 결함이 강판 위에</w:t>
-      </w:r>
-      <w:r>
-        <w:t xml:space="preserve"> </w:t>
-      </w:r>
-      <w:r>
-        <w:rPr>
-          <w:bCs/>
-          <w:b/>
-        </w:rPr>
-        <w:t xml:space="preserve">무작위로 흩어져 있지 않고 뭉쳐서</w:t>
-      </w:r>
-      <w:r>
-        <w:t xml:space="preserve"> </w:t>
-      </w:r>
-      <w:r>
-        <w:t xml:space="preserve">생긴다면, 같은 코일의 가까운 위치에 있는 결함들은 종류도 같을 것이다. 그렇다면 좌표는</w:t>
-      </w:r>
-      <w:r>
-        <w:t xml:space="preserve"> </w:t>
-      </w:r>
-      <w:r>
-        <w:t xml:space="preserve">“</w:t>
-      </w:r>
-      <w:r>
-        <w:t xml:space="preserve">이 근처에서 나온 결함은 보통 이 종류</w:t>
-      </w:r>
-      <w:r>
-        <w:t xml:space="preserve">”</w:t>
-      </w:r>
-      <w:r>
-        <w:t xml:space="preserve">라는 지역 정보를 담게 된다.</w:t>
-      </w:r>
-    </w:p>
-    <w:p>
-      <w:pPr>
-        <w:pStyle w:val="BodyText"/>
-      </w:pPr>
-      <w:r>
-        <w:t xml:space="preserve">검증 방법은 단순하다. 같은 코일에서 세로 위치가 붙어 있는 결함 쌍을 모두 찾아, 그 쌍의 결함 종류가 일치하는 비율을 셌다. 결함이 무작위로 흩어져 있다면 이 비율은 각 클래스 비율로 계산되는 기댓값과 같아야 한다.</w:t>
-      </w:r>
-    </w:p>
-    <w:p>
-      <w:pPr>
-        <w:pStyle w:val="CaptionedFigure"/>
-      </w:pPr>
-      <w:r>
-        <w:drawing>
-          <wp:inline>
-            <wp:extent cx="6261100" cy="2776363"/>
-            <wp:effectExtent b="0" l="0" r="0" t="0"/>
-            <wp:docPr descr="누수 점검" title="" id="65" name="Picture"/>
-            <a:graphic>
-              <a:graphicData uri="http://schemas.openxmlformats.org/drawingml/2006/picture">
-                <pic:pic>
-                  <pic:nvPicPr>
-                    <pic:cNvPr descr="figures/leakage_check.png" id="66" name="Picture"/>
-                    <pic:cNvPicPr>
-                      <a:picLocks noChangeArrowheads="1" noChangeAspect="1"/>
-                    </pic:cNvPicPr>
-                  </pic:nvPicPr>
-                  <pic:blipFill>
-                    <a:blip r:embed="rId64"/>
-                    <a:stretch>
-                      <a:fillRect/>
-                    </a:stretch>
-                  </pic:blipFill>
-                  <pic:spPr bwMode="auto">
-                    <a:xfrm>
-                      <a:off x="0" y="0"/>
-                      <a:ext cx="6261100" cy="2776363"/>
-                    </a:xfrm>
-                    <a:prstGeom prst="rect">
-                      <a:avLst/>
-                    </a:prstGeom>
-                    <a:noFill/>
-                    <a:ln w="9525">
-                      <a:noFill/>
-                      <a:headEnd/>
-                      <a:tailEnd/>
-                    </a:ln>
-                  </pic:spPr>
-                </pic:pic>
-              </a:graphicData>
-            </a:graphic>
-          </wp:inline>
-        </w:drawing>
-      </w:r>
-    </w:p>
-    <w:p>
-      <w:pPr>
-        <w:pStyle w:val="ImageCaption"/>
-      </w:pPr>
-      <w:r>
-        <w:t xml:space="preserve">누수 점검</w:t>
-      </w:r>
-    </w:p>
-    <w:p>
-      <w:pPr>
-        <w:pStyle w:val="BodyText"/>
-      </w:pPr>
-      <w:r>
-        <w:rPr>
-          <w:bCs/>
-          <w:b/>
-        </w:rPr>
-        <w:t xml:space="preserve">왼쪽 그림의 의미</w:t>
-      </w:r>
-    </w:p>
-    <w:p>
-      <w:pPr>
-        <w:pStyle w:val="BodyText"/>
-      </w:pPr>
-      <w:r>
-        <w:t xml:space="preserve">실제 일치율이 기댓값의 두 배를 넘는다. 결함은 뭉쳐서 발생한다는 가설이 맞았다. 물리적으로도 당연하다. 롤에 흠집이 나 있으면 그 롤이 지나간 구간마다 같은 긁힘이 반복해서 찍히고, 윤활유가 샜다면 그 구간에 얼룩이 연달아 생긴다.</w:t>
-      </w:r>
-    </w:p>
-    <w:p>
-      <w:pPr>
-        <w:pStyle w:val="BodyText"/>
-      </w:pPr>
-      <w:r>
-        <w:rPr>
-          <w:bCs/>
-          <w:b/>
-        </w:rPr>
-        <w:t xml:space="preserve">그래서 무엇이 문제인가</w:t>
-      </w:r>
-    </w:p>
-    <w:p>
-      <w:pPr>
-        <w:pStyle w:val="BodyText"/>
-      </w:pPr>
-      <w:r>
-        <w:t xml:space="preserve">데이터를 무작위로 섞어 학습용과 검증용으로 나누면,</w:t>
-      </w:r>
-      <w:r>
-        <w:t xml:space="preserve"> </w:t>
-      </w:r>
-      <w:r>
-        <w:rPr>
-          <w:bCs/>
-          <w:b/>
-        </w:rPr>
-        <w:t xml:space="preserve">같은 코일의 바로 옆 결함이 양쪽에 나뉘어 들어간다.</w:t>
-      </w:r>
-      <w:r>
-        <w:t xml:space="preserve"> </w:t>
-      </w:r>
-      <w:r>
-        <w:t xml:space="preserve">모델은 결함의 생김새를 배우는 대신</w:t>
-      </w:r>
-      <w:r>
-        <w:t xml:space="preserve"> </w:t>
-      </w:r>
-      <w:r>
-        <w:t xml:space="preserve">“</w:t>
-      </w:r>
-      <w:r>
-        <w:t xml:space="preserve">좌표 3,042,000 근처는 K형 긁힘이더라</w:t>
-      </w:r>
-      <w:r>
-        <w:t xml:space="preserve">”</w:t>
-      </w:r>
-      <w:r>
-        <w:t xml:space="preserve">를 외워도 점수를 받는다. 시험 공부를 한 게 아니라 옆자리 답안을 베낀 것에 가깝다.</w:t>
-      </w:r>
-    </w:p>
-    <w:p>
-      <w:pPr>
-        <w:pStyle w:val="BodyText"/>
-      </w:pPr>
-      <w:r>
-        <w:t xml:space="preserve">실제 현장에서는 이런 상황이 없다. 새로 들어온 코일에 대해 판정해야 하므로, 모델은 그 코일의 답을 미리 본 적이 없다. 따라서 무작위 분할로 잰 점수는 현장 성능을 과대평가한다.</w:t>
-      </w:r>
-    </w:p>
-    <w:p>
-      <w:pPr>
-        <w:pStyle w:val="BodyText"/>
-      </w:pPr>
-      <w:r>
-        <w:rPr>
-          <w:bCs/>
-          <w:b/>
-        </w:rPr>
-        <w:t xml:space="preserve">대응</w:t>
-      </w:r>
-    </w:p>
-    <w:p>
-      <w:pPr>
-        <w:pStyle w:val="BodyText"/>
-      </w:pPr>
-      <w:r>
-        <w:t xml:space="preserve">같은 코일에서 나온 결함들은</w:t>
-      </w:r>
-      <w:r>
-        <w:t xml:space="preserve"> </w:t>
-      </w:r>
-      <w:r>
-        <w:rPr>
-          <w:bCs/>
-          <w:b/>
-        </w:rPr>
-        <w:t xml:space="preserve">통째로 같은 쪽에만</w:t>
-      </w:r>
-      <w:r>
-        <w:t xml:space="preserve"> </w:t>
-      </w:r>
-      <w:r>
-        <w:t xml:space="preserve">들어가도록 묶어서 나누는 방식(StratifiedGroupKFold)을 추가로 적용했다. 코일 경계를 직접 알 수 없으므로, 강판 폭이 같고 세로 좌표가 연속으로 이어지는 덩어리를 하나의 코일로 추정했다.</w:t>
-      </w:r>
-    </w:p>
-    <w:p>
-      <w:pPr>
-        <w:pStyle w:val="BodyText"/>
-      </w:pPr>
-      <w:r>
-        <w:t xml:space="preserve">오른쪽 그림이 두 방식의 차이다.</w:t>
-      </w:r>
-      <w:r>
-        <w:t xml:space="preserve"> </w:t>
-      </w:r>
-      <w:r>
-        <w:rPr>
-          <w:bCs/>
-          <w:b/>
-        </w:rPr>
-        <w:t xml:space="preserve">같은 모델·같은 데이터인데 분할 방식만 바꿔도 점수가 달라진다.</w:t>
-      </w:r>
-    </w:p>
-    <w:p>
-      <w:pPr>
-        <w:pStyle w:val="BodyText"/>
-      </w:pPr>
-      <w:r>
-        <w:rPr>
-          <w:bCs/>
-          <w:b/>
-        </w:rPr>
-        <w:t xml:space="preserve">어느 쪽을 주 지표로 삼을 것인가</w:t>
-      </w:r>
-    </w:p>
-    <w:p>
-      <w:pPr>
-        <w:pStyle w:val="BodyText"/>
-      </w:pPr>
-      <w:r>
-        <w:t xml:space="preserve">이 프로젝트가 답하려는 질문은</w:t>
-      </w:r>
-      <w:r>
-        <w:t xml:space="preserve"> </w:t>
-      </w:r>
-      <w:r>
-        <w:rPr>
-          <w:bCs/>
-          <w:b/>
-        </w:rPr>
-        <w:t xml:space="preserve">“</w:t>
-      </w:r>
-      <w:r>
-        <w:rPr>
-          <w:bCs/>
-          <w:b/>
-        </w:rPr>
-        <w:t xml:space="preserve">주어진 측정 데이터만으로 결함 종류를 얼마나 잘 가려낼 수 있는가</w:t>
-      </w:r>
-      <w:r>
-        <w:rPr>
-          <w:bCs/>
-          <w:b/>
-        </w:rPr>
-        <w:t xml:space="preserve">”</w:t>
-      </w:r>
-      <w:r>
-        <w:t xml:space="preserve">다. 특정 공장에 설비로 투입했을 때의 운영 성능을 보증하는 것이 목표가 아니다. 그리고 코일 경계는 데이터에 기록되어 있지 않아 추정에 의존하므로, 그 추정이 틀리면 코일 단위 점수도 같이 틀어진다.</w:t>
-      </w:r>
-    </w:p>
-    <w:p>
-      <w:pPr>
-        <w:pStyle w:val="BodyText"/>
-      </w:pPr>
-      <w:r>
-        <w:t xml:space="preserve">따라서</w:t>
-      </w:r>
-      <w:r>
-        <w:t xml:space="preserve"> </w:t>
-      </w:r>
-      <w:r>
-        <w:rPr>
-          <w:bCs/>
-          <w:b/>
-        </w:rPr>
-        <w:t xml:space="preserve">주 지표는 무작위 분할 기준 macro F1로 한다.</w:t>
-      </w:r>
-      <w:r>
-        <w:t xml:space="preserve"> </w:t>
-      </w:r>
-      <w:r>
-        <w:t xml:space="preserve">7장과 8장의 모든 숫자, 목표 달성 여부 판정은 이 기준을 쓴다. 공개 데이터를 쓴 다른 결과와 비교할 수 있다는 점도 이 선택의 근거다.</w:t>
-      </w:r>
-    </w:p>
-    <w:p>
-      <w:pPr>
-        <w:pStyle w:val="BodyText"/>
-      </w:pPr>
-      <w:r>
-        <w:t xml:space="preserve">코일 단위 분할은</w:t>
-      </w:r>
-      <w:r>
-        <w:t xml:space="preserve"> </w:t>
-      </w:r>
-      <w:r>
-        <w:rPr>
-          <w:bCs/>
-          <w:b/>
-        </w:rPr>
-        <w:t xml:space="preserve">보조 지표</w:t>
-      </w:r>
-      <w:r>
-        <w:t xml:space="preserve">로 함께 싣는다. 역할은 두 가지다. 첫째, 주 지표가 어떤 조건에서 성립하는 숫자인지 밝히는 것. 둘째, 실제 라인에 올릴 때 참고할 수 있는 하한선을 제공하는 것. 최종 모델 선정과 목표 달성 판단에는 쓰지 않는다.</w:t>
-      </w:r>
-    </w:p>
-    <w:p>
-      <w:pPr>
-        <w:pStyle w:val="BlockText"/>
-      </w:pPr>
-      <w:r>
-        <w:t xml:space="preserve">이 데이터를 쓴 많은 보고서가 무작위 분할 점수만 제시한다. 비교할 때는 같은 기준끼리 비교해야 한다.</w:t>
-      </w:r>
-    </w:p>
-    <w:bookmarkEnd w:id="67"/>
-    <w:bookmarkStart w:id="68" w:name="파생변수-생성"/>
-    <w:p>
-      <w:pPr>
-        <w:pStyle w:val="Heading3"/>
-      </w:pPr>
-      <w:r>
-        <w:t xml:space="preserve">6.4 파생변수 생성</w:t>
+        <w:t xml:space="preserve">6.3 파생변수 생성</w:t>
       </w:r>
     </w:p>
     <w:p>
@@ -5754,9 +5330,9 @@
         </w:pict>
       </w:r>
     </w:p>
-    <w:bookmarkEnd w:id="68"/>
-    <w:bookmarkEnd w:id="69"/>
-    <w:bookmarkStart w:id="88" w:name="머신러닝-모델링"/>
+    <w:bookmarkEnd w:id="64"/>
+    <w:bookmarkEnd w:id="65"/>
+    <w:bookmarkStart w:id="84" w:name="머신러닝-모델링"/>
     <w:p>
       <w:pPr>
         <w:pStyle w:val="Heading2"/>
@@ -5765,7 +5341,7 @@
         <w:t xml:space="preserve">7. 머신러닝 모델링</w:t>
       </w:r>
     </w:p>
-    <w:bookmarkStart w:id="70" w:name="baseline-모델"/>
+    <w:bookmarkStart w:id="66" w:name="baseline-모델"/>
     <w:p>
       <w:pPr>
         <w:pStyle w:val="Heading3"/>
@@ -5842,8 +5418,8 @@
         <w:t xml:space="preserve">를 섞지 않고 출발선을 그을 수 있다. 이후 모든 개선은 이 선과 비교해 보고한다.</w:t>
       </w:r>
     </w:p>
-    <w:bookmarkEnd w:id="70"/>
-    <w:bookmarkStart w:id="71" w:name="모델-비교-및-성능-개선"/>
+    <w:bookmarkEnd w:id="66"/>
+    <w:bookmarkStart w:id="67" w:name="모델-비교-및-성능-개선"/>
     <w:p>
       <w:pPr>
         <w:pStyle w:val="Heading3"/>
@@ -6144,8 +5720,8 @@
         <w:t xml:space="preserve">앙상블 구성 및 조합 탐색</w:t>
       </w:r>
     </w:p>
-    <w:bookmarkEnd w:id="71"/>
-    <w:bookmarkStart w:id="72" w:name="불균형-데이터-처리"/>
+    <w:bookmarkEnd w:id="67"/>
+    <w:bookmarkStart w:id="68" w:name="불균형-데이터-처리"/>
     <w:p>
       <w:pPr>
         <w:pStyle w:val="Heading3"/>
@@ -6346,8 +5922,8 @@
         <w:t xml:space="preserve">한 평균으로 보고한다. 데이터가 2천 건 아래라 한 번만 나누면 운에 따라 점수가 흔들리기 때문이다.</w:t>
       </w:r>
     </w:p>
-    <w:bookmarkEnd w:id="72"/>
-    <w:bookmarkStart w:id="76" w:name="모델-성능-비교"/>
+    <w:bookmarkEnd w:id="68"/>
+    <w:bookmarkStart w:id="72" w:name="모델-성능-비교"/>
     <w:p>
       <w:pPr>
         <w:pStyle w:val="Heading3"/>
@@ -6802,18 +6378,18 @@
           <wp:inline>
             <wp:extent cx="6261100" cy="2862373"/>
             <wp:effectExtent b="0" l="0" r="0" t="0"/>
-            <wp:docPr descr="Model Comparison" title="" id="74" name="Picture"/>
+            <wp:docPr descr="Model Comparison" title="" id="70" name="Picture"/>
             <a:graphic>
               <a:graphicData uri="http://schemas.openxmlformats.org/drawingml/2006/picture">
                 <pic:pic>
                   <pic:nvPicPr>
-                    <pic:cNvPr descr="figures/model_comparison.png" id="75" name="Picture"/>
+                    <pic:cNvPr descr="figures/model_comparison.png" id="71" name="Picture"/>
                     <pic:cNvPicPr>
                       <a:picLocks noChangeArrowheads="1" noChangeAspect="1"/>
                     </pic:cNvPicPr>
                   </pic:nvPicPr>
                   <pic:blipFill>
-                    <a:blip r:embed="rId73"/>
+                    <a:blip r:embed="rId69"/>
                     <a:stretch>
                       <a:fillRect/>
                     </a:stretch>
@@ -7396,6 +6972,71 @@
           </w:p>
         </w:tc>
       </w:tr>
+      <w:tr>
+        <w:trPr>
+          <w:cantSplit/>
+        </w:trPr>
+        <w:tc>
+          <w:tcPr/>
+          <w:p>
+            <w:pPr>
+              <w:pStyle w:val="Compact"/>
+              <w:jc w:val="left"/>
+            </w:pPr>
+            <w:r>
+              <w:t xml:space="preserve">ET + RF + GBM (팀 최종 채택)</w:t>
+            </w:r>
+          </w:p>
+        </w:tc>
+        <w:tc>
+          <w:tcPr/>
+          <w:p>
+            <w:pPr>
+              <w:pStyle w:val="Compact"/>
+              <w:jc w:val="left"/>
+            </w:pPr>
+            <w:r>
+              <w:t xml:space="preserve">팀원</w:t>
+            </w:r>
+          </w:p>
+        </w:tc>
+        <w:tc>
+          <w:tcPr/>
+          <w:p>
+            <w:pPr>
+              <w:pStyle w:val="Compact"/>
+              <w:jc w:val="right"/>
+            </w:pPr>
+            <w:r>
+              <w:t xml:space="preserve">0.8432</w:t>
+            </w:r>
+          </w:p>
+        </w:tc>
+        <w:tc>
+          <w:tcPr/>
+          <w:p>
+            <w:pPr>
+              <w:pStyle w:val="Compact"/>
+              <w:jc w:val="right"/>
+            </w:pPr>
+            <w:r>
+              <w:t xml:space="preserve">0.8181</w:t>
+            </w:r>
+          </w:p>
+        </w:tc>
+        <w:tc>
+          <w:tcPr/>
+          <w:p>
+            <w:pPr>
+              <w:pStyle w:val="Compact"/>
+              <w:jc w:val="right"/>
+            </w:pPr>
+            <w:r>
+              <w:t xml:space="preserve">0.8183</w:t>
+            </w:r>
+          </w:p>
+        </w:tc>
+      </w:tr>
     </w:tbl>
     <w:p>
       <w:pPr>
@@ -7405,8 +7046,8 @@
         <w:t xml:space="preserve">불균형 처리 방식을 과대표집(BorderlineSMOTE)에서 클래스 가중치로 바꾸고, 파생변수와 ExtraTrees를 더한 것이 차이를 만들었다. 과대표집을 쓰지 않은 이유는 7.3절에 적었다.</w:t>
       </w:r>
     </w:p>
-    <w:bookmarkEnd w:id="76"/>
-    <w:bookmarkStart w:id="80" w:name="베이스라인에서-최종-모델까지"/>
+    <w:bookmarkEnd w:id="72"/>
+    <w:bookmarkStart w:id="76" w:name="베이스라인에서-최종-모델까지"/>
     <w:p>
       <w:pPr>
         <w:pStyle w:val="Heading3"/>
@@ -7445,18 +7086,18 @@
           <wp:inline>
             <wp:extent cx="6261100" cy="3049307"/>
             <wp:effectExtent b="0" l="0" r="0" t="0"/>
-            <wp:docPr descr="단계별 성능 개선" title="" id="78" name="Picture"/>
+            <wp:docPr descr="단계별 성능 개선" title="" id="74" name="Picture"/>
             <a:graphic>
               <a:graphicData uri="http://schemas.openxmlformats.org/drawingml/2006/picture">
                 <pic:pic>
                   <pic:nvPicPr>
-                    <pic:cNvPr descr="figures/improvement_steps.png" id="79" name="Picture"/>
+                    <pic:cNvPr descr="figures/improvement_steps.png" id="75" name="Picture"/>
                     <pic:cNvPicPr>
                       <a:picLocks noChangeArrowheads="1" noChangeAspect="1"/>
                     </pic:cNvPicPr>
                   </pic:nvPicPr>
                   <pic:blipFill>
-                    <a:blip r:embed="rId77"/>
+                    <a:blip r:embed="rId73"/>
                     <a:stretch>
                       <a:fillRect/>
                     </a:stretch>
@@ -7882,7 +7523,7 @@
               <w:jc w:val="left"/>
             </w:pPr>
             <w:r>
-              <w:t xml:space="preserve">최종 — 계열이 다른 모델 3종 소프트보팅</w:t>
+              <w:t xml:space="preserve">계열이 다른 모델 3종 소프트보팅</w:t>
             </w:r>
           </w:p>
         </w:tc>
@@ -7995,7 +7636,7 @@
         <w:pStyle w:val="BodyText"/>
       </w:pPr>
       <w:r>
-        <w:t xml:space="preserve">4단계와 5단계는 각각 작은 폭으로 올렸다. 파생변수는 6.4절에서 본 대로 트리 모델에 큰 도움이 되지 않았고, 앙상블도 8.1절에서 설명했듯 멤버들이 같은 자리에서 같이 틀리기 때문에 이득이 제한적이었다.</w:t>
+        <w:t xml:space="preserve">4단계와 5단계는 각각 작은 폭으로 올렸다. 파생변수는 6.3절에서 본 대로 트리 모델에 큰 도움이 되지 않았고, 앙상블도 8.1절에서 설명했듯 멤버들이 같은 자리에서 같이 틀리기 때문에 이득이 제한적이었다.</w:t>
       </w:r>
     </w:p>
     <w:p>
@@ -8072,8 +7713,8 @@
         <w:t xml:space="preserve">이 사실은 7.6절의 결론과도 맞물린다. 기법을 더 쌓아서 올릴 수 있는 구간은 이미 끝났고, 남은 한계는 데이터 쪽에 있다.</w:t>
       </w:r>
     </w:p>
-    <w:bookmarkEnd w:id="80"/>
-    <w:bookmarkStart w:id="87" w:name="과적합-검증"/>
+    <w:bookmarkEnd w:id="76"/>
+    <w:bookmarkStart w:id="83" w:name="과적합-검증"/>
     <w:p>
       <w:pPr>
         <w:pStyle w:val="Heading3"/>
@@ -8160,18 +7801,18 @@
           <wp:inline>
             <wp:extent cx="6261100" cy="2587231"/>
             <wp:effectExtent b="0" l="0" r="0" t="0"/>
-            <wp:docPr descr="학습곡선" title="" id="82" name="Picture"/>
+            <wp:docPr descr="학습곡선" title="" id="78" name="Picture"/>
             <a:graphic>
               <a:graphicData uri="http://schemas.openxmlformats.org/drawingml/2006/picture">
                 <pic:pic>
                   <pic:nvPicPr>
-                    <pic:cNvPr descr="figures/learning_curve.png" id="83" name="Picture"/>
+                    <pic:cNvPr descr="figures/learning_curve.png" id="79" name="Picture"/>
                     <pic:cNvPicPr>
                       <a:picLocks noChangeArrowheads="1" noChangeAspect="1"/>
                     </pic:cNvPicPr>
                   </pic:nvPicPr>
                   <pic:blipFill>
-                    <a:blip r:embed="rId81"/>
+                    <a:blip r:embed="rId77"/>
                     <a:stretch>
                       <a:fillRect/>
                     </a:stretch>
@@ -8304,18 +7945,18 @@
           <wp:inline>
             <wp:extent cx="6261100" cy="2562754"/>
             <wp:effectExtent b="0" l="0" r="0" t="0"/>
-            <wp:docPr descr="과적합 보조 검증" title="" id="85" name="Picture"/>
+            <wp:docPr descr="과적합 보조 검증" title="" id="81" name="Picture"/>
             <a:graphic>
               <a:graphicData uri="http://schemas.openxmlformats.org/drawingml/2006/picture">
                 <pic:pic>
                   <pic:nvPicPr>
-                    <pic:cNvPr descr="figures/overfit_check.png" id="86" name="Picture"/>
+                    <pic:cNvPr descr="figures/overfit_check.png" id="82" name="Picture"/>
                     <pic:cNvPicPr>
                       <a:picLocks noChangeArrowheads="1" noChangeAspect="1"/>
                     </pic:cNvPicPr>
                   </pic:nvPicPr>
                   <pic:blipFill>
-                    <a:blip r:embed="rId84"/>
+                    <a:blip r:embed="rId80"/>
                     <a:stretch>
                       <a:fillRect/>
                     </a:stretch>
@@ -8425,8 +8066,8 @@
         </w:pict>
       </w:r>
     </w:p>
-    <w:bookmarkEnd w:id="87"/>
-    <w:bookmarkEnd w:id="88"/>
+    <w:bookmarkEnd w:id="83"/>
+    <w:bookmarkEnd w:id="84"/>
     <w:bookmarkStart w:id="112" w:name="최종-모델-및-결과-분석"/>
     <w:p>
       <w:pPr>
@@ -8436,13 +8077,13 @@
         <w:t xml:space="preserve">8. 최종 모델 및 결과 분석</w:t>
       </w:r>
     </w:p>
-    <w:bookmarkStart w:id="89" w:name="최종-모델-선정"/>
+    <w:bookmarkStart w:id="85" w:name="본-보고서-모델의-구성"/>
     <w:p>
       <w:pPr>
         <w:pStyle w:val="Heading3"/>
       </w:pPr>
       <w:r>
-        <w:t xml:space="preserve">8.1 최종 모델 선정</w:t>
+        <w:t xml:space="preserve">8.1 본 보고서 모델의 구성</w:t>
       </w:r>
     </w:p>
     <w:tbl>
@@ -8685,14 +8326,14 @@
         <w:t xml:space="preserve">가중치를 모두 같게 둔 이유는, 검증 점수에 맞춰 가중치를 조정하면 그 점수에만 유리하게 맞춰질 위험이 있기 때문이다. 실제로 성능 기반 가중치를 시도했을 때 검증 점수만 오르고 손대지 않은 데이터에서는 개선이 없었다(8.5절).</w:t>
       </w:r>
     </w:p>
-    <w:bookmarkEnd w:id="89"/>
-    <w:bookmarkStart w:id="99" w:name="최종-모델-평가"/>
+    <w:bookmarkEnd w:id="85"/>
+    <w:bookmarkStart w:id="95" w:name="모델-평가"/>
     <w:p>
       <w:pPr>
         <w:pStyle w:val="Heading3"/>
       </w:pPr>
       <w:r>
-        <w:t xml:space="preserve">8.2 최종 모델 평가</w:t>
+        <w:t xml:space="preserve">8.2 모델 평가</w:t>
       </w:r>
     </w:p>
     <w:p>
@@ -8716,18 +8357,18 @@
           <wp:inline>
             <wp:extent cx="6261100" cy="5406234"/>
             <wp:effectExtent b="0" l="0" r="0" t="0"/>
-            <wp:docPr descr="Confusion Matrix" title="" id="91" name="Picture"/>
+            <wp:docPr descr="Confusion Matrix" title="" id="87" name="Picture"/>
             <a:graphic>
               <a:graphicData uri="http://schemas.openxmlformats.org/drawingml/2006/picture">
                 <pic:pic>
                   <pic:nvPicPr>
-                    <pic:cNvPr descr="figures/confusion_matrix.png" id="92" name="Picture"/>
+                    <pic:cNvPr descr="figures/confusion_matrix.png" id="88" name="Picture"/>
                     <pic:cNvPicPr>
                       <a:picLocks noChangeArrowheads="1" noChangeAspect="1"/>
                     </pic:cNvPicPr>
                   </pic:nvPicPr>
                   <pic:blipFill>
-                    <a:blip r:embed="rId90"/>
+                    <a:blip r:embed="rId86"/>
                     <a:stretch>
                       <a:fillRect/>
                     </a:stretch>
@@ -8771,18 +8412,18 @@
           <wp:inline>
             <wp:extent cx="6261100" cy="3445804"/>
             <wp:effectExtent b="0" l="0" r="0" t="0"/>
-            <wp:docPr descr="결함 종류별 성능" title="" id="94" name="Picture"/>
+            <wp:docPr descr="결함 종류별 성능" title="" id="90" name="Picture"/>
             <a:graphic>
               <a:graphicData uri="http://schemas.openxmlformats.org/drawingml/2006/picture">
                 <pic:pic>
                   <pic:nvPicPr>
-                    <pic:cNvPr descr="figures/class_f1.png" id="95" name="Picture"/>
+                    <pic:cNvPr descr="figures/class_f1.png" id="91" name="Picture"/>
                     <pic:cNvPicPr>
                       <a:picLocks noChangeArrowheads="1" noChangeAspect="1"/>
                     </pic:cNvPicPr>
                   </pic:nvPicPr>
                   <pic:blipFill>
-                    <a:blip r:embed="rId93"/>
+                    <a:blip r:embed="rId89"/>
                     <a:stretch>
                       <a:fillRect/>
                     </a:stretch>
@@ -8952,18 +8593,18 @@
           <wp:inline>
             <wp:extent cx="6261100" cy="3219551"/>
             <wp:effectExtent b="0" l="0" r="0" t="0"/>
-            <wp:docPr descr="라벨 체계가 만든 천장" title="" id="97" name="Picture"/>
+            <wp:docPr descr="라벨 체계가 만든 천장" title="" id="93" name="Picture"/>
             <a:graphic>
               <a:graphicData uri="http://schemas.openxmlformats.org/drawingml/2006/picture">
                 <pic:pic>
                   <pic:nvPicPr>
-                    <pic:cNvPr descr="figures/label_ceiling.png" id="98" name="Picture"/>
+                    <pic:cNvPr descr="figures/label_ceiling.png" id="94" name="Picture"/>
                     <pic:cNvPicPr>
                       <a:picLocks noChangeArrowheads="1" noChangeAspect="1"/>
                     </pic:cNvPicPr>
                   </pic:nvPicPr>
                   <pic:blipFill>
-                    <a:blip r:embed="rId96"/>
+                    <a:blip r:embed="rId92"/>
                     <a:stretch>
                       <a:fillRect/>
                     </a:stretch>
@@ -9179,8 +8820,8 @@
         <w:t xml:space="preserve">강점은 네 종류의 결함을 사람 수준에 가깝게 판별한다는 것이고, 이 네 종류만으로도 전체 건수의 상당 부분을 자동화할 수 있다. 한계는 나머지 세 종류를 구분하지 못한다는 것이며, 이는 모델이 아니라 라벨 체계에서 오는 한계다.</w:t>
       </w:r>
     </w:p>
-    <w:bookmarkEnd w:id="99"/>
-    <w:bookmarkStart w:id="103" w:name="feature-importance-및-모델-해석"/>
+    <w:bookmarkEnd w:id="95"/>
+    <w:bookmarkStart w:id="99" w:name="feature-importance-및-모델-해석"/>
     <w:p>
       <w:pPr>
         <w:pStyle w:val="Heading3"/>
@@ -9219,18 +8860,18 @@
           <wp:inline>
             <wp:extent cx="6261100" cy="3458165"/>
             <wp:effectExtent b="0" l="0" r="0" t="0"/>
-            <wp:docPr descr="Feature Importance" title="" id="101" name="Picture"/>
+            <wp:docPr descr="Feature Importance" title="" id="97" name="Picture"/>
             <a:graphic>
               <a:graphicData uri="http://schemas.openxmlformats.org/drawingml/2006/picture">
                 <pic:pic>
                   <pic:nvPicPr>
-                    <pic:cNvPr descr="figures/feature_importance.png" id="102" name="Picture"/>
+                    <pic:cNvPr descr="figures/feature_importance.png" id="98" name="Picture"/>
                     <pic:cNvPicPr>
                       <a:picLocks noChangeArrowheads="1" noChangeAspect="1"/>
                     </pic:cNvPicPr>
                   </pic:nvPicPr>
                   <pic:blipFill>
-                    <a:blip r:embed="rId100"/>
+                    <a:blip r:embed="rId96"/>
                     <a:stretch>
                       <a:fillRect/>
                     </a:stretch>
@@ -9316,7 +8957,7 @@
         <w:pStyle w:val="BodyText"/>
       </w:pPr>
       <w:r>
-        <w:t xml:space="preserve">또 하나, 상위 15개 중 절반 가까이가 직접 만든 파생변수다. 6.4절에서</w:t>
+        <w:t xml:space="preserve">또 하나, 상위 15개 중 절반 가까이가 직접 만든 파생변수다. 6.3절에서</w:t>
       </w:r>
       <w:r>
         <w:t xml:space="preserve"> </w:t>
@@ -9347,8 +8988,8 @@
         <w:t xml:space="preserve">는 뜻이다. 중복된 유용함은 중요도에서는 높게 나오고 전체 성능에서는 드러나지 않는다.</w:t>
       </w:r>
     </w:p>
-    <w:bookmarkEnd w:id="103"/>
-    <w:bookmarkStart w:id="107" w:name="성능은-어디서-오는가"/>
+    <w:bookmarkEnd w:id="99"/>
+    <w:bookmarkStart w:id="103" w:name="성능은-어디서-오는가"/>
     <w:p>
       <w:pPr>
         <w:pStyle w:val="Heading3"/>
@@ -9374,18 +9015,18 @@
           <wp:inline>
             <wp:extent cx="6261100" cy="2795133"/>
             <wp:effectExtent b="0" l="0" r="0" t="0"/>
-            <wp:docPr descr="성능의 출처" title="" id="105" name="Picture"/>
+            <wp:docPr descr="성능의 출처" title="" id="101" name="Picture"/>
             <a:graphic>
               <a:graphicData uri="http://schemas.openxmlformats.org/drawingml/2006/picture">
                 <pic:pic>
                   <pic:nvPicPr>
-                    <pic:cNvPr descr="figures/signal_source.png" id="106" name="Picture"/>
+                    <pic:cNvPr descr="figures/signal_source.png" id="102" name="Picture"/>
                     <pic:cNvPicPr>
                       <a:picLocks noChangeArrowheads="1" noChangeAspect="1"/>
                     </pic:cNvPicPr>
                   </pic:nvPicPr>
                   <pic:blipFill>
-                    <a:blip r:embed="rId104"/>
+                    <a:blip r:embed="rId100"/>
                     <a:stretch>
                       <a:fillRect/>
                     </a:stretch>
@@ -10084,27 +9725,27 @@
         <w:pStyle w:val="BodyText"/>
       </w:pPr>
       <w:r>
-        <w:t xml:space="preserve">6.3절의 공간적 누수와 합치면 이 모델의 성격이 분명해진다.</w:t>
-      </w:r>
-      <w:r>
-        <w:t xml:space="preserve"> </w:t>
-      </w:r>
-      <w:r>
-        <w:rPr>
-          <w:bCs/>
-          <w:b/>
-        </w:rPr>
-        <w:t xml:space="preserve">이 모델은 결함을 보고 판별하는 것이 아니라, 결함이 나타난 맥락을 보고 추측하는 비중이 상당하다.</w:t>
-      </w:r>
-      <w:r>
-        <w:t xml:space="preserve"> </w:t>
-      </w:r>
-      <w:r>
-        <w:t xml:space="preserve">이것은 결함이 아니라 데이터가 가진 성질이며, 투입 전에 반드시 알고 있어야 할 사항이다.</w:t>
-      </w:r>
-    </w:p>
-    <w:bookmarkEnd w:id="107"/>
-    <w:bookmarkStart w:id="111" w:name="기각한-실험"/>
+        <w:t xml:space="preserve">정리하면</w:t>
+      </w:r>
+      <w:r>
+        <w:t xml:space="preserve"> </w:t>
+      </w:r>
+      <w:r>
+        <w:rPr>
+          <w:bCs/>
+          <w:b/>
+        </w:rPr>
+        <w:t xml:space="preserve">이 모델은 결함의 생김새만 보고 판별하는 것이 아니라, 결함이 나타난 제품 조건을 함께 보고 좁혀 들어가는 비중이 상당하다.</w:t>
+      </w:r>
+      <w:r>
+        <w:t xml:space="preserve"> </w:t>
+      </w:r>
+      <w:r>
+        <w:t xml:space="preserve">이것은 모델의 결함이 아니라 데이터가 가진 성질이며, 실제 라인에 올릴 때 반드시 알고 있어야 할 사항이다.</w:t>
+      </w:r>
+    </w:p>
+    <w:bookmarkEnd w:id="103"/>
+    <w:bookmarkStart w:id="107" w:name="기각한-실험"/>
     <w:p>
       <w:pPr>
         <w:pStyle w:val="Heading3"/>
@@ -10462,18 +10103,18 @@
           <wp:inline>
             <wp:extent cx="6261100" cy="2489915"/>
             <wp:effectExtent b="0" l="0" r="0" t="0"/>
-            <wp:docPr descr="임계값 조정 검증" title="" id="109" name="Picture"/>
+            <wp:docPr descr="임계값 조정 검증" title="" id="105" name="Picture"/>
             <a:graphic>
               <a:graphicData uri="http://schemas.openxmlformats.org/drawingml/2006/picture">
                 <pic:pic>
                   <pic:nvPicPr>
-                    <pic:cNvPr descr="figures/threshold_tuning.png" id="110" name="Picture"/>
+                    <pic:cNvPr descr="figures/threshold_tuning.png" id="106" name="Picture"/>
                     <pic:cNvPicPr>
                       <a:picLocks noChangeArrowheads="1" noChangeAspect="1"/>
                     </pic:cNvPicPr>
                   </pic:nvPicPr>
                   <pic:blipFill>
-                    <a:blip r:embed="rId108"/>
+                    <a:blip r:embed="rId104"/>
                     <a:stretch>
                       <a:fillRect/>
                     </a:stretch>
@@ -10705,6 +10346,524 @@
       </w:r>
       <w:r>
         <w:t xml:space="preserve">를 함께 얻는다. 세 종류만 보고 배운 모델은 그 정보가 없다. 문제를 쪼개는 것이 항상 이득은 아니라는 사례다.</w:t>
+      </w:r>
+    </w:p>
+    <w:p>
+      <w:r>
+        <w:pict>
+          <v:rect style="width:0;height:1.5pt" o:hralign="center" o:hrstd="t" o:hr="t"/>
+        </w:pict>
+      </w:r>
+    </w:p>
+    <w:bookmarkEnd w:id="107"/>
+    <w:bookmarkStart w:id="111" w:name="팀-최종-모델-선정"/>
+    <w:p>
+      <w:pPr>
+        <w:pStyle w:val="Heading3"/>
+      </w:pPr>
+      <w:r>
+        <w:t xml:space="preserve">8.6 팀 최종 모델 선정</w:t>
+      </w:r>
+    </w:p>
+    <w:p>
+      <w:pPr>
+        <w:pStyle w:val="FirstParagraph"/>
+      </w:pPr>
+      <w:r>
+        <w:t xml:space="preserve">팀원이 같은 공용 분할과 같은 평가 방식으로 별도의 앙상블을 만들었다. 구성은 ExtraTrees · RandomForest · GradientBoosting 세 가지이고, 본 보고서의 모델과 겹치는 멤버는 ExtraTrees 하나뿐이다. 점수를 비교하고, 두 모델을 합치면 더 나아지는지 확인했다.</w:t>
+      </w:r>
+    </w:p>
+    <w:p>
+      <w:pPr>
+        <w:pStyle w:val="CaptionedFigure"/>
+      </w:pPr>
+      <w:r>
+        <w:drawing>
+          <wp:inline>
+            <wp:extent cx="6261100" cy="2494844"/>
+            <wp:effectExtent b="0" l="0" r="0" t="0"/>
+            <wp:docPr descr="팀 모델 비교" title="" id="109" name="Picture"/>
+            <a:graphic>
+              <a:graphicData uri="http://schemas.openxmlformats.org/drawingml/2006/picture">
+                <pic:pic>
+                  <pic:nvPicPr>
+                    <pic:cNvPr descr="figures/team_model_comparison.png" id="110" name="Picture"/>
+                    <pic:cNvPicPr>
+                      <a:picLocks noChangeArrowheads="1" noChangeAspect="1"/>
+                    </pic:cNvPicPr>
+                  </pic:nvPicPr>
+                  <pic:blipFill>
+                    <a:blip r:embed="rId108"/>
+                    <a:stretch>
+                      <a:fillRect/>
+                    </a:stretch>
+                  </pic:blipFill>
+                  <pic:spPr bwMode="auto">
+                    <a:xfrm>
+                      <a:off x="0" y="0"/>
+                      <a:ext cx="6261100" cy="2494844"/>
+                    </a:xfrm>
+                    <a:prstGeom prst="rect">
+                      <a:avLst/>
+                    </a:prstGeom>
+                    <a:noFill/>
+                    <a:ln w="9525">
+                      <a:noFill/>
+                      <a:headEnd/>
+                      <a:tailEnd/>
+                    </a:ln>
+                  </pic:spPr>
+                </pic:pic>
+              </a:graphicData>
+            </a:graphic>
+          </wp:inline>
+        </w:drawing>
+      </w:r>
+    </w:p>
+    <w:p>
+      <w:pPr>
+        <w:pStyle w:val="ImageCaption"/>
+      </w:pPr>
+      <w:r>
+        <w:t xml:space="preserve">팀 모델 비교</w:t>
+      </w:r>
+    </w:p>
+    <w:p>
+      <w:pPr>
+        <w:pStyle w:val="BodyText"/>
+      </w:pPr>
+      <w:r>
+        <w:rPr>
+          <w:bCs/>
+          <w:b/>
+        </w:rPr>
+        <w:t xml:space="preserve">왼쪽 — 멤버 하나하나를 떼어 보면</w:t>
+      </w:r>
+    </w:p>
+    <w:p>
+      <w:pPr>
+        <w:pStyle w:val="BodyText"/>
+      </w:pPr>
+      <w:r>
+        <w:t xml:space="preserve">팀원 모델의 GradientBoosting이 단독으로 가장 높다.</w:t>
+      </w:r>
+      <w:r>
+        <w:t xml:space="preserve"> </w:t>
+      </w:r>
+      <w:r>
+        <w:rPr>
+          <w:bCs/>
+          <w:b/>
+        </w:rPr>
+        <w:t xml:space="preserve">이 멤버 하나가 본 보고서의 3종 앙상블 전체보다 높은 점수를 낸다.</w:t>
+      </w:r>
+      <w:r>
+        <w:t xml:space="preserve"> </w:t>
+      </w:r>
+      <w:r>
+        <w:t xml:space="preserve">이 모델은 균형 가중치를</w:t>
+      </w:r>
+      <w:r>
+        <w:t xml:space="preserve"> </w:t>
+      </w:r>
+      <w:r>
+        <w:rPr>
+          <w:rStyle w:val="VerbatimChar"/>
+        </w:rPr>
+        <w:t xml:space="preserve">sample_weight</w:t>
+      </w:r>
+      <w:r>
+        <w:t xml:space="preserve">로 직접 계산해 넣었는데, 본 보고서에서 쓴 LightGBM의 내장 클래스 가중치보다 이 데이터에서 잘 맞았다.</w:t>
+      </w:r>
+    </w:p>
+    <w:p>
+      <w:pPr>
+        <w:pStyle w:val="BodyText"/>
+      </w:pPr>
+      <w:r>
+        <w:t xml:space="preserve">7.4절에서 HistGradientBoosting은 비교했지만 일반 GradientBoosting은 후보에 넣지 않았다. 속도가 느려 대안으로만 생각했던 것인데, 데이터가 2천 건 아래라 속도가 문제되지 않는 규모였다.</w:t>
+      </w:r>
+      <w:r>
+        <w:t xml:space="preserve"> </w:t>
+      </w:r>
+      <w:r>
+        <w:rPr>
+          <w:bCs/>
+          <w:b/>
+        </w:rPr>
+        <w:t xml:space="preserve">후보를 좁히는 기준을 잘못 잡은 것이고, 본 보고서의 명백한 누락이다.</w:t>
+      </w:r>
+    </w:p>
+    <w:p>
+      <w:pPr>
+        <w:pStyle w:val="BodyText"/>
+      </w:pPr>
+      <w:r>
+        <w:rPr>
+          <w:bCs/>
+          <w:b/>
+        </w:rPr>
+        <w:t xml:space="preserve">오른쪽 — 합치면 나아지는가</w:t>
+      </w:r>
+    </w:p>
+    <w:p>
+      <w:pPr>
+        <w:pStyle w:val="BodyText"/>
+      </w:pPr>
+      <w:r>
+        <w:t xml:space="preserve">멤버 6개로 만들 수 있는 조합 63가지를 모두 평가했다. 가장 높은 조합은 팀원 모델보다 아주 조금 높았지만, 그 차이는 폴드 간 흔들림보다 작았다.</w:t>
+      </w:r>
+    </w:p>
+    <w:p>
+      <w:pPr>
+        <w:pStyle w:val="BodyText"/>
+      </w:pPr>
+      <w:r>
+        <w:t xml:space="preserve">문제는 그</w:t>
+      </w:r>
+      <w:r>
+        <w:t xml:space="preserve"> </w:t>
+      </w:r>
+      <w:r>
+        <w:t xml:space="preserve">“</w:t>
+      </w:r>
+      <w:r>
+        <w:t xml:space="preserve">가장 높은 조합</w:t>
+      </w:r>
+      <w:r>
+        <w:t xml:space="preserve">”</w:t>
+      </w:r>
+      <w:r>
+        <w:t xml:space="preserve">을 63가지를 다 재보고 고른 것이라는 점이다. 8.5절의 임계값 조정과 같은 함정이므로 같은 방법으로 확인했다.</w:t>
+      </w:r>
+      <w:r>
+        <w:t xml:space="preserve"> </w:t>
+      </w:r>
+      <w:r>
+        <w:rPr>
+          <w:bCs/>
+          <w:b/>
+        </w:rPr>
+        <w:t xml:space="preserve">폴드 4개로 조합을 고르고, 고를 때 쓰지 않은 나머지 폴드에서 점수를 매겼다.</w:t>
+      </w:r>
+      <w:r>
+        <w:t xml:space="preserve"> </w:t>
+      </w:r>
+      <w:r>
+        <w:t xml:space="preserve">그 결과가 오른쪽 세 번째 막대다.</w:t>
+      </w:r>
+    </w:p>
+    <w:p>
+      <w:pPr>
+        <w:pStyle w:val="BodyText"/>
+      </w:pPr>
+      <w:r>
+        <w:t xml:space="preserve">조합을 고르는 행위 자체가 점수를 깎는다. 폴드마다 1등으로 뽑히는 조합이 전부 달랐고, 다섯 번 재서 다섯 번 모두 다른 구성이 올라왔다. 진짜 최적 조합이 있다면 이런 결과가 나오지 않는다.</w:t>
+      </w:r>
+    </w:p>
+    <w:p>
+      <w:pPr>
+        <w:pStyle w:val="BodyText"/>
+      </w:pPr>
+      <w:r>
+        <w:rPr>
+          <w:bCs/>
+          <w:b/>
+        </w:rPr>
+        <w:t xml:space="preserve">왜 합쳐도 안 되는가</w:t>
+      </w:r>
+    </w:p>
+    <w:p>
+      <w:pPr>
+        <w:pStyle w:val="BodyText"/>
+      </w:pPr>
+      <w:r>
+        <w:t xml:space="preserve">두 모델이</w:t>
+      </w:r>
+      <w:r>
+        <w:t xml:space="preserve"> </w:t>
+      </w:r>
+      <w:r>
+        <w:rPr>
+          <w:bCs/>
+          <w:b/>
+        </w:rPr>
+        <w:t xml:space="preserve">같은 자리에서 같이 틀리기</w:t>
+      </w:r>
+      <w:r>
+        <w:t xml:space="preserve"> </w:t>
+      </w:r>
+      <w:r>
+        <w:t xml:space="preserve">때문이다. 8.2절에서 본 대로 오류는 융기·표면박리·기타 결함 사이에 몰려 있는데, 팀원 모델의 혼동행렬도 같은 모양이다. 서로 다른 샘플에서 틀려야 묶는 효과가 나는데, 알고리즘을 바꿔도 못 맞히는 자리가 그대로다. 7.6절과 8.2절에서 내린 결론, 즉</w:t>
+      </w:r>
+      <w:r>
+        <w:t xml:space="preserve"> </w:t>
+      </w:r>
+      <w:r>
+        <w:rPr>
+          <w:bCs/>
+          <w:b/>
+        </w:rPr>
+        <w:t xml:space="preserve">남은 한계가 모델이 아니라 데이터 쪽에 있다</w:t>
+      </w:r>
+      <w:r>
+        <w:t xml:space="preserve">는 것이 다시 한번 확인된 셈이다.</w:t>
+      </w:r>
+    </w:p>
+    <w:p>
+      <w:pPr>
+        <w:pStyle w:val="BodyText"/>
+      </w:pPr>
+      <w:r>
+        <w:rPr>
+          <w:bCs/>
+          <w:b/>
+        </w:rPr>
+        <w:t xml:space="preserve">결정</w:t>
+      </w:r>
+    </w:p>
+    <w:tbl>
+      <w:tblPr>
+        <w:tblStyle w:val="Table"/>
+        <w:tblW w:type="pct" w:w="5000"/>
+        <w:jc w:val="start"/>
+        <w:tblBorders>
+          <w:top w:val="single" w:sz="4" w:space="0" w:color="595959"/>
+          <w:left w:val="single" w:sz="4" w:space="0" w:color="595959"/>
+          <w:bottom w:val="single" w:sz="4" w:space="0" w:color="595959"/>
+          <w:right w:val="single" w:sz="4" w:space="0" w:color="595959"/>
+          <w:insideH w:val="single" w:sz="4" w:space="0" w:color="595959"/>
+          <w:insideV w:val="single" w:sz="4" w:space="0" w:color="595959"/>
+        </w:tblBorders>
+        <w:tblLayout w:type="autofit"/>
+        <w:tblCellMar>
+          <w:top w:w="60" w:type="dxa"/>
+          <w:left w:w="108" w:type="dxa"/>
+          <w:bottom w:w="60" w:type="dxa"/>
+          <w:right w:w="108" w:type="dxa"/>
+        </w:tblCellMar>
+        <w:tblLook w:firstRow="1" w:lastRow="0" w:firstColumn="0" w:lastColumn="0" w:noHBand="0" w:noVBand="0" w:val="0020"/>
+      </w:tblPr>
+      <w:tblGrid>
+        <w:gridCol w:w="2640"/>
+        <w:gridCol w:w="2640"/>
+        <w:gridCol w:w="2640"/>
+      </w:tblGrid>
+      <w:tr>
+        <w:trPr>
+          <w:cantSplit/>
+          <w:tblHeader w:val="true"/>
+        </w:trPr>
+        <w:tc>
+          <w:tcPr>
+            <w:shd w:val="clear" w:color="auto" w:fill="D9E2F3"/>
+          </w:tcPr>
+          <w:p>
+            <w:pPr>
+              <w:pStyle w:val="Compact"/>
+              <w:jc w:val="left"/>
+            </w:pPr>
+            <w:r>
+              <w:rPr>
+                <w:b/>
+              </w:rPr>
+              <w:t xml:space="preserve">후보</w:t>
+            </w:r>
+          </w:p>
+        </w:tc>
+        <w:tc>
+          <w:tcPr>
+            <w:shd w:val="clear" w:color="auto" w:fill="D9E2F3"/>
+          </w:tcPr>
+          <w:p>
+            <w:pPr>
+              <w:pStyle w:val="Compact"/>
+              <w:jc w:val="right"/>
+            </w:pPr>
+            <w:r>
+              <w:rPr>
+                <w:b/>
+              </w:rPr>
+              <w:t xml:space="preserve">macro F1</w:t>
+            </w:r>
+          </w:p>
+        </w:tc>
+        <w:tc>
+          <w:tcPr>
+            <w:shd w:val="clear" w:color="auto" w:fill="D9E2F3"/>
+          </w:tcPr>
+          <w:p>
+            <w:pPr>
+              <w:pStyle w:val="Compact"/>
+              <w:jc w:val="left"/>
+            </w:pPr>
+            <w:r>
+              <w:rPr>
+                <w:b/>
+              </w:rPr>
+              <w:t xml:space="preserve">채택</w:t>
+            </w:r>
+          </w:p>
+        </w:tc>
+      </w:tr>
+      <w:tr>
+        <w:trPr>
+          <w:cantSplit/>
+        </w:trPr>
+        <w:tc>
+          <w:tcPr/>
+          <w:p>
+            <w:pPr>
+              <w:pStyle w:val="Compact"/>
+              <w:jc w:val="left"/>
+            </w:pPr>
+            <w:r>
+              <w:t xml:space="preserve">본 보고서 3종 (LGBM + XGB + ET)</w:t>
+            </w:r>
+          </w:p>
+        </w:tc>
+        <w:tc>
+          <w:tcPr/>
+          <w:p>
+            <w:pPr>
+              <w:pStyle w:val="Compact"/>
+              <w:jc w:val="right"/>
+            </w:pPr>
+            <w:r>
+              <w:t xml:space="preserve">0.8316</w:t>
+            </w:r>
+          </w:p>
+        </w:tc>
+        <w:tc>
+          <w:tcPr/>
+          <w:p>
+            <w:pPr>
+              <w:pStyle w:val="Compact"/>
+            </w:pPr>
+          </w:p>
+        </w:tc>
+      </w:tr>
+      <w:tr>
+        <w:trPr>
+          <w:cantSplit/>
+        </w:trPr>
+        <w:tc>
+          <w:tcPr/>
+          <w:p>
+            <w:pPr>
+              <w:pStyle w:val="Compact"/>
+              <w:jc w:val="left"/>
+            </w:pPr>
+            <w:r>
+              <w:t xml:space="preserve">멤버를 섞어 고른 조합</w:t>
+            </w:r>
+          </w:p>
+        </w:tc>
+        <w:tc>
+          <w:tcPr/>
+          <w:p>
+            <w:pPr>
+              <w:pStyle w:val="Compact"/>
+              <w:jc w:val="right"/>
+            </w:pPr>
+            <w:r>
+              <w:t xml:space="preserve">0.8381</w:t>
+            </w:r>
+          </w:p>
+        </w:tc>
+        <w:tc>
+          <w:tcPr/>
+          <w:p>
+            <w:pPr>
+              <w:pStyle w:val="Compact"/>
+            </w:pPr>
+          </w:p>
+        </w:tc>
+      </w:tr>
+      <w:tr>
+        <w:trPr>
+          <w:cantSplit/>
+        </w:trPr>
+        <w:tc>
+          <w:tcPr/>
+          <w:p>
+            <w:pPr>
+              <w:pStyle w:val="Compact"/>
+              <w:jc w:val="left"/>
+            </w:pPr>
+            <w:r>
+              <w:rPr>
+                <w:bCs/>
+                <w:b/>
+              </w:rPr>
+              <w:t xml:space="preserve">팀원 3종 (ET + RF + GBM)</w:t>
+            </w:r>
+          </w:p>
+        </w:tc>
+        <w:tc>
+          <w:tcPr/>
+          <w:p>
+            <w:pPr>
+              <w:pStyle w:val="Compact"/>
+              <w:jc w:val="right"/>
+            </w:pPr>
+            <w:r>
+              <w:rPr>
+                <w:bCs/>
+                <w:b/>
+              </w:rPr>
+              <w:t xml:space="preserve">0.8432</w:t>
+            </w:r>
+          </w:p>
+        </w:tc>
+        <w:tc>
+          <w:tcPr/>
+          <w:p>
+            <w:pPr>
+              <w:pStyle w:val="Compact"/>
+              <w:jc w:val="left"/>
+            </w:pPr>
+            <w:r>
+              <w:rPr>
+                <w:bCs/>
+                <w:b/>
+              </w:rPr>
+              <w:t xml:space="preserve">채택</w:t>
+            </w:r>
+          </w:p>
+        </w:tc>
+      </w:tr>
+    </w:tbl>
+    <w:p>
+      <w:pPr>
+        <w:pStyle w:val="BodyText"/>
+      </w:pPr>
+      <w:r>
+        <w:t xml:space="preserve">팀 최종 모델은 팀원 모델로 정했다. 본 보고서의 모델보다 점수가 분명히 높고, 섞어서 얻을 것이 없다는 점까지 확인됐기 때문이다.</w:t>
+      </w:r>
+    </w:p>
+    <w:p>
+      <w:pPr>
+        <w:pStyle w:val="BodyText"/>
+      </w:pPr>
+      <w:r>
+        <w:t xml:space="preserve">본 보고서의 기여는 최종 모델 자체가 아니라</w:t>
+      </w:r>
+      <w:r>
+        <w:t xml:space="preserve"> </w:t>
+      </w:r>
+      <w:r>
+        <w:rPr>
+          <w:bCs/>
+          <w:b/>
+        </w:rPr>
+        <w:t xml:space="preserve">그 선택의 근거와 한계를 밝힌 쪽에 있다.</w:t>
+      </w:r>
+      <w:r>
+        <w:t xml:space="preserve"> </w:t>
+      </w:r>
+      <w:r>
+        <w:t xml:space="preserve">7.6절의 과적합 검증, 8.2절의 라벨 천장, 8.4절의 공정 조건 의존, 8.5절의 기각 실험은 어느 모델을 쓰든 그대로 적용되는 결과다.</w:t>
       </w:r>
     </w:p>
     <w:p>
@@ -10891,7 +11050,7 @@
         <w:pStyle w:val="FirstParagraph"/>
       </w:pPr>
       <w:r>
-        <w:t xml:space="preserve">목표였던 macro F1 0.83을 달성했다. 다만 이 프로젝트에서 더 의미 있다고 보는 결과는 성능 수치가 아니라 다음 세 가지다.</w:t>
+        <w:t xml:space="preserve">본 보고서의 모델은 목표였던 macro F1 0.83을 달성했다. 다만 팀 최종 모델로는 더 높은 점수를 낸 팀원 모델이 채택되었고(8.6절), 이 보고서의 기여는 성능 수치보다 다음 세 가지에 있다.</w:t>
       </w:r>
     </w:p>
     <w:p>
@@ -10957,13 +11116,13 @@
           <w:bCs/>
           <w:b/>
         </w:rPr>
-        <w:t xml:space="preserve">셋째, 분할 방식에 따라 점수가 달라진다는 것을 정량화했다.</w:t>
-      </w:r>
-      <w:r>
-        <w:t xml:space="preserve"> </w:t>
-      </w:r>
-      <w:r>
-        <w:t xml:space="preserve">결함이 강판 위에 뭉쳐서 생기므로 무작위 분할 점수에는 위치 정보의 덕이 섞여 있다. 주 지표는 무작위 분할로 두되, 코일 단위 점수를 함께 실어 그 숫자가 성립하는 조건을 밝혔다.</w:t>
+        <w:t xml:space="preserve">셋째, 팀원 모델과의 비교를 통해 최종 모델 선정 근거를 남겼다.</w:t>
+      </w:r>
+      <w:r>
+        <w:t xml:space="preserve"> </w:t>
+      </w:r>
+      <w:r>
+        <w:t xml:space="preserve">두 모델의 멤버를 섞은 조합을 전수 탐색했으나 개선이 없었고, 그 이유가 두 모델이 같은 자리에서 같이 틀리기 때문임을 보였다. 이는 첫째 결과와 같은 결론으로 이어진다.</w:t>
       </w:r>
     </w:p>
     <w:p>
@@ -11037,7 +11196,23 @@
         <w:pStyle w:val="BodyText"/>
       </w:pPr>
       <w:r>
-        <w:t xml:space="preserve">또한 코일 식별자가 없어 코일 경계를 추정에 의존했다. 실제 생산 데이터라면 코일 번호가 있을 것이므로 더 정확한 검증이 가능하다.</w:t>
+        <w:t xml:space="preserve">두 번째 한계는 위치 변수의 성격이다. 세로 좌표는 결함 종류를 가르는 힘이 가장 약한 변수인데도(6.1절) 모델에서 빼면 성능이 떨어진다. 결함이 강판 위에 고르게 흩어지지 않고 특정 구간에 뭉쳐 발생하기 때문으로 보이며, 그렇다면 이 변수는 결함의 생김새가 아니라 주변 맥락을 담고 있는 셈이다. 다만</w:t>
+      </w:r>
+      <w:r>
+        <w:t xml:space="preserve"> </w:t>
+      </w:r>
+      <w:r>
+        <w:rPr>
+          <w:bCs/>
+          <w:b/>
+        </w:rPr>
+        <w:t xml:space="preserve">데이터에 코일 번호가 없어 이를 정량적으로 확인할 수 없었다.</w:t>
+      </w:r>
+      <w:r>
+        <w:t xml:space="preserve"> </w:t>
+      </w:r>
+      <w:r>
+        <w:t xml:space="preserve">실제 생산 데이터로 같은 코일에서 나온 결함을 묶어 검증하면 이 모델이 생김새를 보는 비중과 맥락을 보는 비중을 분리할 수 있다.</w:t>
       </w:r>
     </w:p>
     <w:p>
